--- a/scratch/batch6_output.docx
+++ b/scratch/batch6_output.docx
@@ -6,7 +6,7 @@
       <w:pPr>
         <w:pStyle w:val="Heading1"/>
         <w:keepNext/>
-        <w:spacing w:before="0" w:after="400" w:line="240" w:lineRule="auto"/>
+        <w:spacing w:before="0" w:after="0" w:line="240" w:lineRule="auto"/>
       </w:pPr>
       <w:r>
         <w:rPr>
@@ -24,7 +24,7 @@
       <w:pPr>
         <w:pStyle w:val="Heading1"/>
         <w:keepNext/>
-        <w:spacing w:before="400" w:after="720" w:line="240" w:lineRule="auto"/>
+        <w:spacing w:before="240" w:after="0" w:line="240" w:lineRule="auto"/>
       </w:pPr>
       <w:r>
         <w:rPr>
@@ -38,7 +38,7 @@
     </w:p>
     <w:p>
       <w:pPr>
-        <w:spacing w:before="720" w:after="680" w:line="240" w:lineRule="auto"/>
+        <w:spacing w:before="240" w:after="0" w:line="240" w:lineRule="auto"/>
         <w:ind w:left="200"/>
       </w:pPr>
       <w:r>
@@ -58,7 +58,7 @@
       <w:pPr>
         <w:pStyle w:val="Heading1"/>
         <w:keepNext/>
-        <w:spacing w:before="680" w:after="560" w:line="240" w:lineRule="auto"/>
+        <w:spacing w:before="240" w:after="0" w:line="240" w:lineRule="auto"/>
       </w:pPr>
       <w:r>
         <w:rPr>
@@ -83,7 +83,7 @@
     </w:p>
     <w:p>
       <w:pPr>
-        <w:spacing w:before="560" w:after="1980" w:line="240" w:lineRule="auto"/>
+        <w:spacing w:before="240" w:after="0" w:line="240" w:lineRule="auto"/>
       </w:pPr>
       <w:r>
         <w:rPr>
@@ -173,7 +173,7 @@
     </w:p>
     <w:p>
       <w:pPr>
-        <w:spacing w:before="1980" w:after="140" w:line="240" w:lineRule="auto"/>
+        <w:spacing w:before="240" w:after="0" w:line="240" w:lineRule="auto"/>
       </w:pPr>
       <w:r>
         <w:rPr>
@@ -187,7 +187,7 @@
     </w:p>
     <w:p>
       <w:pPr>
-        <w:spacing w:before="140" w:after="140" w:line="240" w:lineRule="auto"/>
+        <w:spacing w:before="140" w:after="0" w:line="240" w:lineRule="auto"/>
       </w:pPr>
       <w:r>
         <w:rPr>
@@ -201,7 +201,7 @@
     </w:p>
     <w:p>
       <w:pPr>
-        <w:spacing w:before="140" w:after="560" w:line="240" w:lineRule="auto"/>
+        <w:spacing w:before="140" w:after="0" w:line="240" w:lineRule="auto"/>
       </w:pPr>
       <w:r>
         <w:rPr>
@@ -215,7 +215,7 @@
     </w:p>
     <w:p>
       <w:pPr>
-        <w:spacing w:before="560" w:after="480" w:line="240" w:lineRule="auto"/>
+        <w:spacing w:before="240" w:after="0" w:line="240" w:lineRule="auto"/>
       </w:pPr>
       <w:r>
         <w:rPr>
@@ -231,7 +231,7 @@
     </w:p>
     <w:p>
       <w:pPr>
-        <w:spacing w:before="480" w:after="400" w:line="240" w:lineRule="auto"/>
+        <w:spacing w:before="240" w:after="0" w:line="240" w:lineRule="auto"/>
       </w:pPr>
       <w:r>
         <w:rPr>
@@ -245,7 +245,7 @@
     </w:p>
     <w:p>
       <w:pPr>
-        <w:spacing w:before="400" w:after="420" w:line="240" w:lineRule="auto"/>
+        <w:spacing w:before="240" w:after="0" w:line="240" w:lineRule="auto"/>
       </w:pPr>
       <w:r>
         <w:rPr>
@@ -259,7 +259,7 @@
     </w:p>
     <w:p>
       <w:pPr>
-        <w:spacing w:before="420" w:after="0" w:line="240" w:lineRule="auto"/>
+        <w:spacing w:before="240" w:after="0" w:line="240" w:lineRule="auto"/>
         <w:ind w:left="700"/>
       </w:pPr>
       <w:r>
@@ -268,6 +268,7 @@
           <w:color w:val="1A1A1A"/>
           <w:sz w:val="22"/>
           <w:szCs w:val="22"/>
+          <w:u w:val="single"/>
         </w:rPr>
         <w:t xml:space="preserve">2GM</w:t>
       </w:r>
